--- a/block01_showcase/Showcase_OEGD_Bericht.docx
+++ b/block01_showcase/Showcase_OEGD_Bericht.docx
@@ -7,19 +7,7 @@
         <w:pStyle w:val="Title"/>
       </w:pPr>
       <w:r>
-        <w:t xml:space="preserve">Bericht</w:t>
-      </w:r>
-      <w:r>
-        <w:t xml:space="preserve"> </w:t>
-      </w:r>
-      <w:r>
-        <w:t xml:space="preserve">für</w:t>
-      </w:r>
-      <w:r>
-        <w:t xml:space="preserve"> </w:t>
-      </w:r>
-      <w:r>
-        <w:t xml:space="preserve">Niedersachsen</w:t>
+        <w:t xml:space="preserve">Bericht für Niedersachsen</w:t>
       </w:r>
     </w:p>
     <w:p>
@@ -27,37 +15,7 @@
         <w:pStyle w:val="Subtitle"/>
       </w:pPr>
       <w:r>
-        <w:t xml:space="preserve">Datenstand:</w:t>
-      </w:r>
-      <w:r>
-        <w:t xml:space="preserve"> </w:t>
-      </w:r>
-      <w:r>
-        <w:t xml:space="preserve">Donnerstag,</w:t>
-      </w:r>
-      <w:r>
-        <w:t xml:space="preserve"> </w:t>
-      </w:r>
-      <w:r>
-        <w:t xml:space="preserve">den</w:t>
-      </w:r>
-      <w:r>
-        <w:t xml:space="preserve"> </w:t>
-      </w:r>
-      <w:r>
-        <w:t xml:space="preserve">04.</w:t>
-      </w:r>
-      <w:r>
-        <w:t xml:space="preserve"> </w:t>
-      </w:r>
-      <w:r>
-        <w:t xml:space="preserve">April</w:t>
-      </w:r>
-      <w:r>
-        <w:t xml:space="preserve"> </w:t>
-      </w:r>
-      <w:r>
-        <w:t xml:space="preserve">2024</w:t>
+        <w:t xml:space="preserve">Datenstand: Dienstag, den 13. Oktober 2026</w:t>
       </w:r>
     </w:p>
     <w:p>
@@ -65,13 +23,7 @@
         <w:pStyle w:val="Author"/>
       </w:pPr>
       <w:r>
-        <w:t xml:space="preserve">Jakob</w:t>
-      </w:r>
-      <w:r>
-        <w:t xml:space="preserve"> </w:t>
-      </w:r>
-      <w:r>
-        <w:t xml:space="preserve">Schumacher</w:t>
+        <w:t xml:space="preserve">Jakob Schumacher</w:t>
       </w:r>
     </w:p>
     <w:p>
@@ -119,11 +71,11 @@
     </w:p>
     <w:p>
       <w:pPr>
+        <w:pStyle w:val="Compact"/>
         <w:numPr>
           <w:ilvl w:val="0"/>
           <w:numId w:val="1001"/>
         </w:numPr>
-        <w:pStyle w:val="Compact"/>
       </w:pPr>
       <w:r>
         <w:t xml:space="preserve">Datenquelle:</w:t>
@@ -150,11 +102,11 @@
     </w:p>
     <w:p>
       <w:pPr>
+        <w:pStyle w:val="Compact"/>
         <w:numPr>
           <w:ilvl w:val="0"/>
           <w:numId w:val="1002"/>
         </w:numPr>
-        <w:pStyle w:val="Compact"/>
       </w:pPr>
       <w:r>
         <w:t xml:space="preserve">Daten einlesen</w:t>
@@ -162,11 +114,11 @@
     </w:p>
     <w:p>
       <w:pPr>
+        <w:pStyle w:val="Compact"/>
         <w:numPr>
           <w:ilvl w:val="0"/>
           <w:numId w:val="1002"/>
         </w:numPr>
-        <w:pStyle w:val="Compact"/>
       </w:pPr>
       <w:r>
         <w:t xml:space="preserve">Daten transformieren</w:t>
@@ -174,11 +126,11 @@
     </w:p>
     <w:p>
       <w:pPr>
+        <w:pStyle w:val="Compact"/>
         <w:numPr>
           <w:ilvl w:val="0"/>
           <w:numId w:val="1002"/>
         </w:numPr>
-        <w:pStyle w:val="Compact"/>
       </w:pPr>
       <w:r>
         <w:t xml:space="preserve">Berechnungen anstellen</w:t>
@@ -186,11 +138,11 @@
     </w:p>
     <w:p>
       <w:pPr>
+        <w:pStyle w:val="Compact"/>
         <w:numPr>
           <w:ilvl w:val="0"/>
           <w:numId w:val="1002"/>
         </w:numPr>
-        <w:pStyle w:val="Compact"/>
       </w:pPr>
       <w:r>
         <w:t xml:space="preserve">Grafiken erstellen</w:t>
@@ -211,7 +163,7 @@
         <w:pStyle w:val="FirstParagraph"/>
       </w:pPr>
       <w:r>
-        <w:t xml:space="preserve">Insgesamt gibt es 7803 Datenpunkte. Hier könnte noch ein längerer Text stehen</w:t>
+        <w:t xml:space="preserve">Insgesamt gibt es 23477 Datenpunkte. Hier könnte noch ein längerer Text stehen</w:t>
       </w:r>
     </w:p>
     <w:p>
@@ -228,7 +180,7 @@
               <a:graphicData uri="http://schemas.openxmlformats.org/drawingml/2006/picture">
                 <pic:pic>
                   <pic:nvPicPr>
-                    <pic:cNvPr descr="Showcase_OEGD_Bericht_files/figure-docx/Inzidenzkurve-1.png" id="25" name="Picture"/>
+                    <pic:cNvPr descr="Showcase_OEGD_Bericht_files/Showcase_OEGD_Bericht_files/figure-docx/Inzidenzkurve-1.png" id="25" name="Picture"/>
                     <pic:cNvPicPr>
                       <a:picLocks noChangeArrowheads="1" noChangeAspect="1"/>
                     </pic:cNvPicPr>
@@ -281,7 +233,7 @@
               <a:graphicData uri="http://schemas.openxmlformats.org/drawingml/2006/picture">
                 <pic:pic>
                   <pic:nvPicPr>
-                    <pic:cNvPr descr="Showcase_OEGD_Bericht_files/figure-docx/Karte%20anzeigen-1.png" id="28" name="Picture"/>
+                    <pic:cNvPr descr="Showcase_OEGD_Bericht_files/Showcase_OEGD_Bericht_files/figure-docx/Karte anzeigen-1.png" id="28" name="Picture"/>
                     <pic:cNvPicPr>
                       <a:picLocks noChangeArrowheads="1" noChangeAspect="1"/>
                     </pic:cNvPicPr>
@@ -484,7 +436,7 @@
                 <w:rFonts w:ascii="Calibri" w:hAnsi="Calibri"/>
                 <w:sz w:val="20"/>
               </w:rPr>
-              <w:t xml:space="default">2.44</w:t>
+              <w:t xml:space="default">1.27</w:t>
             </w:r>
           </w:p>
         </w:tc>
@@ -537,7 +489,7 @@
                 <w:rFonts w:ascii="Calibri" w:hAnsi="Calibri"/>
                 <w:sz w:val="20"/>
               </w:rPr>
-              <w:t xml:space="default">5.24</w:t>
+              <w:t xml:space="default">2.40</w:t>
             </w:r>
           </w:p>
         </w:tc>
@@ -590,7 +542,7 @@
                 <w:rFonts w:ascii="Calibri" w:hAnsi="Calibri"/>
                 <w:sz w:val="20"/>
               </w:rPr>
-              <w:t xml:space="default">5.38</w:t>
+              <w:t xml:space="default">2.65</w:t>
             </w:r>
           </w:p>
         </w:tc>
@@ -643,7 +595,7 @@
                 <w:rFonts w:ascii="Calibri" w:hAnsi="Calibri"/>
                 <w:sz w:val="20"/>
               </w:rPr>
-              <w:t xml:space="default">6.67</w:t>
+              <w:t xml:space="default">3.48</w:t>
             </w:r>
           </w:p>
         </w:tc>
@@ -696,7 +648,7 @@
                 <w:rFonts w:ascii="Calibri" w:hAnsi="Calibri"/>
                 <w:sz w:val="20"/>
               </w:rPr>
-              <w:t xml:space="default">4.95</w:t>
+              <w:t xml:space="default">2.66</w:t>
             </w:r>
           </w:p>
         </w:tc>
@@ -749,7 +701,7 @@
                 <w:rFonts w:ascii="Calibri" w:hAnsi="Calibri"/>
                 <w:sz w:val="20"/>
               </w:rPr>
-              <w:t xml:space="default">4.54</w:t>
+              <w:t xml:space="default">2.29</w:t>
             </w:r>
           </w:p>
         </w:tc>
@@ -802,7 +754,7 @@
                 <w:rFonts w:ascii="Calibri" w:hAnsi="Calibri"/>
                 <w:sz w:val="20"/>
               </w:rPr>
-              <w:t xml:space="default">5.01</w:t>
+              <w:t xml:space="default">2.70</w:t>
             </w:r>
           </w:p>
         </w:tc>
@@ -855,7 +807,7 @@
                 <w:rFonts w:ascii="Calibri" w:hAnsi="Calibri"/>
                 <w:sz w:val="20"/>
               </w:rPr>
-              <w:t xml:space="default">4.56</w:t>
+              <w:t xml:space="default">2.44</w:t>
             </w:r>
           </w:p>
         </w:tc>
@@ -908,7 +860,7 @@
                 <w:rFonts w:ascii="Calibri" w:hAnsi="Calibri"/>
                 <w:sz w:val="20"/>
               </w:rPr>
-              <w:t xml:space="default">6.75</w:t>
+              <w:t xml:space="default">3.39</w:t>
             </w:r>
           </w:p>
         </w:tc>
@@ -961,7 +913,7 @@
                 <w:rFonts w:ascii="Calibri" w:hAnsi="Calibri"/>
                 <w:sz w:val="20"/>
               </w:rPr>
-              <w:t xml:space="default">3.36</w:t>
+              <w:t xml:space="default">1.77</w:t>
             </w:r>
           </w:p>
         </w:tc>
@@ -1014,7 +966,7 @@
                 <w:rFonts w:ascii="Calibri" w:hAnsi="Calibri"/>
                 <w:sz w:val="20"/>
               </w:rPr>
-              <w:t xml:space="default">4.66</w:t>
+              <w:t xml:space="default">2.32</w:t>
             </w:r>
           </w:p>
         </w:tc>
@@ -1067,7 +1019,7 @@
                 <w:rFonts w:ascii="Calibri" w:hAnsi="Calibri"/>
                 <w:sz w:val="20"/>
               </w:rPr>
-              <w:t xml:space="default">5.14</w:t>
+              <w:t xml:space="default">2.52</w:t>
             </w:r>
           </w:p>
         </w:tc>
@@ -1120,7 +1072,7 @@
                 <w:rFonts w:ascii="Calibri" w:hAnsi="Calibri"/>
                 <w:sz w:val="20"/>
               </w:rPr>
-              <w:t xml:space="default">4.20</w:t>
+              <w:t xml:space="default">2.16</w:t>
             </w:r>
           </w:p>
         </w:tc>
@@ -1173,7 +1125,7 @@
                 <w:rFonts w:ascii="Calibri" w:hAnsi="Calibri"/>
                 <w:sz w:val="20"/>
               </w:rPr>
-              <w:t xml:space="default">4.53</w:t>
+              <w:t xml:space="default">2.46</w:t>
             </w:r>
           </w:p>
         </w:tc>
@@ -1226,7 +1178,7 @@
                 <w:rFonts w:ascii="Calibri" w:hAnsi="Calibri"/>
                 <w:sz w:val="20"/>
               </w:rPr>
-              <w:t xml:space="default">5.15</w:t>
+              <w:t xml:space="default">3.00</w:t>
             </w:r>
           </w:p>
         </w:tc>
@@ -1279,7 +1231,7 @@
                 <w:rFonts w:ascii="Calibri" w:hAnsi="Calibri"/>
                 <w:sz w:val="20"/>
               </w:rPr>
-              <w:t xml:space="default">5.06</w:t>
+              <w:t xml:space="default">2.63</w:t>
             </w:r>
           </w:p>
         </w:tc>
@@ -1332,7 +1284,7 @@
                 <w:rFonts w:ascii="Calibri" w:hAnsi="Calibri"/>
                 <w:sz w:val="20"/>
               </w:rPr>
-              <w:t xml:space="default">5.87</w:t>
+              <w:t xml:space="default">3.06</w:t>
             </w:r>
           </w:p>
         </w:tc>
@@ -1350,11 +1302,11 @@
     </w:p>
     <w:p>
       <w:pPr>
+        <w:pStyle w:val="Compact"/>
         <w:numPr>
           <w:ilvl w:val="0"/>
           <w:numId w:val="1003"/>
         </w:numPr>
-        <w:pStyle w:val="Compact"/>
       </w:pPr>
       <w:r>
         <w:t xml:space="preserve">Siehe auch den</w:t>
@@ -1373,11 +1325,11 @@
     </w:p>
     <w:p>
       <w:pPr>
+        <w:pStyle w:val="Compact"/>
         <w:numPr>
           <w:ilvl w:val="0"/>
           <w:numId w:val="1003"/>
         </w:numPr>
-        <w:pStyle w:val="Compact"/>
       </w:pPr>
       <w:r>
         <w:t xml:space="preserve">Mehr Infos zu Reports mit RMarkdown</w:t>
@@ -1395,7 +1347,11 @@
       </w:hyperlink>
     </w:p>
     <w:bookmarkEnd w:id="32"/>
-    <w:sectPr/>
+    <w:sectPr>
+      <w:footnotePr>
+        <w:numRestart w:val="eachSect"/>
+      </w:footnotePr>
+    </w:sectPr>
   </w:body>
 </w:document>
 </file>
@@ -1426,14 +1382,14 @@
 <file path=word/numbering.xml><?xml version="1.0" encoding="utf-8"?>
 <w:numbering xmlns:w="http://schemas.openxmlformats.org/wordprocessingml/2006/main">
   <w:abstractNum w:abstractNumId="990">
-    <w:nsid w:val="A990"/>
+    <w:nsid w:val="0000A990"/>
     <w:multiLevelType w:val="multilevel"/>
     <w:lvl w:ilvl="0">
       <w:numFmt w:val="bullet"/>
       <w:lvlText w:val=" "/>
       <w:lvlJc w:val="left"/>
       <w:pPr>
-        <w:ind w:left="720" w:hanging="480"/>
+        <w:ind w:left="720" w:hanging="360"/>
       </w:pPr>
     </w:lvl>
     <w:lvl w:ilvl="1">
@@ -1441,7 +1397,7 @@
       <w:lvlText w:val=" "/>
       <w:lvlJc w:val="left"/>
       <w:pPr>
-        <w:ind w:left="1440" w:hanging="480"/>
+        <w:ind w:left="1440" w:hanging="360"/>
       </w:pPr>
     </w:lvl>
     <w:lvl w:ilvl="2">
@@ -1449,7 +1405,7 @@
       <w:lvlText w:val=" "/>
       <w:lvlJc w:val="left"/>
       <w:pPr>
-        <w:ind w:left="2160" w:hanging="480"/>
+        <w:ind w:left="2160" w:hanging="360"/>
       </w:pPr>
     </w:lvl>
     <w:lvl w:ilvl="3">
@@ -1457,7 +1413,7 @@
       <w:lvlText w:val=" "/>
       <w:lvlJc w:val="left"/>
       <w:pPr>
-        <w:ind w:left="2880" w:hanging="480"/>
+        <w:ind w:left="2880" w:hanging="360"/>
       </w:pPr>
     </w:lvl>
     <w:lvl w:ilvl="4">
@@ -1465,7 +1421,7 @@
       <w:lvlText w:val=" "/>
       <w:lvlJc w:val="left"/>
       <w:pPr>
-        <w:ind w:left="3600" w:hanging="480"/>
+        <w:ind w:left="3600" w:hanging="360"/>
       </w:pPr>
     </w:lvl>
     <w:lvl w:ilvl="5">
@@ -1473,7 +1429,7 @@
       <w:lvlText w:val=" "/>
       <w:lvlJc w:val="left"/>
       <w:pPr>
-        <w:ind w:left="4320" w:hanging="480"/>
+        <w:ind w:left="4320" w:hanging="360"/>
       </w:pPr>
     </w:lvl>
     <w:lvl w:ilvl="6">
@@ -1481,7 +1437,7 @@
       <w:lvlText w:val=" "/>
       <w:lvlJc w:val="left"/>
       <w:pPr>
-        <w:ind w:left="5040" w:hanging="480"/>
+        <w:ind w:left="5040" w:hanging="360"/>
       </w:pPr>
     </w:lvl>
     <w:lvl w:ilvl="7">
@@ -1489,7 +1445,7 @@
       <w:lvlText w:val=" "/>
       <w:lvlJc w:val="left"/>
       <w:pPr>
-        <w:ind w:left="5760" w:hanging="480"/>
+        <w:ind w:left="5760" w:hanging="360"/>
       </w:pPr>
     </w:lvl>
     <w:lvl w:ilvl="8">
@@ -1497,88 +1453,115 @@
       <w:lvlText w:val=" "/>
       <w:lvlJc w:val="left"/>
       <w:pPr>
-        <w:ind w:left="6480" w:hanging="480"/>
+        <w:ind w:left="6480" w:hanging="360"/>
       </w:pPr>
     </w:lvl>
   </w:abstractNum>
   <w:abstractNum w:abstractNumId="991">
-    <w:nsid w:val="A991"/>
+    <w:nsid w:val="0000A991"/>
     <w:multiLevelType w:val="multilevel"/>
     <w:lvl w:ilvl="0">
       <w:numFmt w:val="bullet"/>
-      <w:lvlText w:val="•"/>
+      <w:lvlText w:val=""/>
       <w:lvlJc w:val="left"/>
       <w:pPr>
-        <w:ind w:left="720" w:hanging="480"/>
-      </w:pPr>
+        <w:ind w:left="720" w:hanging="360"/>
+      </w:pPr>
+      <w:rPr>
+        <w:rFonts w:ascii="Symbol" w:hAnsi="Symbol" w:cs="Symbol" w:hint="default"/>
+      </w:rPr>
     </w:lvl>
     <w:lvl w:ilvl="1">
       <w:numFmt w:val="bullet"/>
-      <w:lvlText w:val="–"/>
+      <w:lvlText w:val="o"/>
       <w:lvlJc w:val="left"/>
       <w:pPr>
-        <w:ind w:left="1440" w:hanging="480"/>
-      </w:pPr>
+        <w:ind w:left="1440" w:hanging="360"/>
+      </w:pPr>
+      <w:rPr>
+        <w:rFonts w:ascii="Courier New" w:hAnsi="Courier New" w:cs="Courier New" w:hint="default"/>
+      </w:rPr>
     </w:lvl>
     <w:lvl w:ilvl="2">
       <w:numFmt w:val="bullet"/>
-      <w:lvlText w:val="•"/>
+      <w:lvlText w:val=""/>
       <w:lvlJc w:val="left"/>
       <w:pPr>
-        <w:ind w:left="2160" w:hanging="480"/>
-      </w:pPr>
+        <w:ind w:left="2160" w:hanging="360"/>
+      </w:pPr>
+      <w:rPr>
+        <w:rFonts w:ascii="Wingdings" w:hAnsi="Wingdings" w:cs="Wingdings" w:hint="default"/>
+      </w:rPr>
     </w:lvl>
     <w:lvl w:ilvl="3">
       <w:numFmt w:val="bullet"/>
-      <w:lvlText w:val="–"/>
+      <w:lvlText w:val=""/>
       <w:lvlJc w:val="left"/>
       <w:pPr>
-        <w:ind w:left="2880" w:hanging="480"/>
-      </w:pPr>
+        <w:ind w:left="2880" w:hanging="360"/>
+      </w:pPr>
+      <w:rPr>
+        <w:rFonts w:ascii="Symbol" w:hAnsi="Symbol" w:cs="Symbol" w:hint="default"/>
+      </w:rPr>
     </w:lvl>
     <w:lvl w:ilvl="4">
       <w:numFmt w:val="bullet"/>
-      <w:lvlText w:val="•"/>
+      <w:lvlText w:val="o"/>
       <w:lvlJc w:val="left"/>
       <w:pPr>
-        <w:ind w:left="3600" w:hanging="480"/>
-      </w:pPr>
+        <w:ind w:left="3600" w:hanging="360"/>
+      </w:pPr>
+      <w:rPr>
+        <w:rFonts w:ascii="Courier New" w:hAnsi="Courier New" w:cs="Courier New" w:hint="default"/>
+      </w:rPr>
     </w:lvl>
     <w:lvl w:ilvl="5">
       <w:numFmt w:val="bullet"/>
-      <w:lvlText w:val="–"/>
+      <w:lvlText w:val=""/>
       <w:lvlJc w:val="left"/>
       <w:pPr>
-        <w:ind w:left="4320" w:hanging="480"/>
-      </w:pPr>
+        <w:ind w:left="4320" w:hanging="360"/>
+      </w:pPr>
+      <w:rPr>
+        <w:rFonts w:ascii="Wingdings" w:hAnsi="Wingdings" w:cs="Wingdings" w:hint="default"/>
+      </w:rPr>
     </w:lvl>
     <w:lvl w:ilvl="6">
       <w:numFmt w:val="bullet"/>
-      <w:lvlText w:val="•"/>
+      <w:lvlText w:val=""/>
       <w:lvlJc w:val="left"/>
       <w:pPr>
-        <w:ind w:left="5040" w:hanging="480"/>
-      </w:pPr>
+        <w:ind w:left="5040" w:hanging="360"/>
+      </w:pPr>
+      <w:rPr>
+        <w:rFonts w:ascii="Symbol" w:hAnsi="Symbol" w:cs="Symbol" w:hint="default"/>
+      </w:rPr>
     </w:lvl>
     <w:lvl w:ilvl="7">
       <w:numFmt w:val="bullet"/>
-      <w:lvlText w:val="–"/>
+      <w:lvlText w:val="o"/>
       <w:lvlJc w:val="left"/>
       <w:pPr>
-        <w:ind w:left="5760" w:hanging="480"/>
-      </w:pPr>
+        <w:ind w:left="5760" w:hanging="360"/>
+      </w:pPr>
+      <w:rPr>
+        <w:rFonts w:ascii="Courier New" w:hAnsi="Courier New" w:cs="Courier New" w:hint="default"/>
+      </w:rPr>
     </w:lvl>
     <w:lvl w:ilvl="8">
       <w:numFmt w:val="bullet"/>
-      <w:lvlText w:val="•"/>
+      <w:lvlText w:val=""/>
       <w:lvlJc w:val="left"/>
       <w:pPr>
-        <w:ind w:left="6480" w:hanging="480"/>
-      </w:pPr>
+        <w:ind w:left="6480" w:hanging="360"/>
+      </w:pPr>
+      <w:rPr>
+        <w:rFonts w:ascii="Wingdings" w:hAnsi="Wingdings" w:cs="Wingdings" w:hint="default"/>
+      </w:rPr>
     </w:lvl>
   </w:abstractNum>
   <w:abstractNum w:abstractNumId="99411">
-    <w:nsid w:val="A99411"/>
+    <w:nsid w:val="00A99411"/>
     <w:multiLevelType w:val="multilevel"/>
     <w:lvl w:ilvl="0">
       <w:start w:val="1"/>
@@ -1586,7 +1569,7 @@
       <w:lvlText w:val="%1."/>
       <w:lvlJc w:val="left"/>
       <w:pPr>
-        <w:ind w:left="720" w:hanging="480"/>
+        <w:ind w:left="720" w:hanging="360"/>
       </w:pPr>
     </w:lvl>
     <w:lvl w:ilvl="1">
@@ -1595,7 +1578,7 @@
       <w:lvlText w:val="%2."/>
       <w:lvlJc w:val="left"/>
       <w:pPr>
-        <w:ind w:left="1440" w:hanging="480"/>
+        <w:ind w:left="1440" w:hanging="360"/>
       </w:pPr>
     </w:lvl>
     <w:lvl w:ilvl="2">
@@ -1604,7 +1587,7 @@
       <w:lvlText w:val="%3."/>
       <w:lvlJc w:val="left"/>
       <w:pPr>
-        <w:ind w:left="2160" w:hanging="480"/>
+        <w:ind w:left="2160" w:hanging="360"/>
       </w:pPr>
     </w:lvl>
     <w:lvl w:ilvl="3">
@@ -1613,7 +1596,7 @@
       <w:lvlText w:val="%4."/>
       <w:lvlJc w:val="left"/>
       <w:pPr>
-        <w:ind w:left="2880" w:hanging="480"/>
+        <w:ind w:left="2880" w:hanging="360"/>
       </w:pPr>
     </w:lvl>
     <w:lvl w:ilvl="4">
@@ -1622,7 +1605,7 @@
       <w:lvlText w:val="%5."/>
       <w:lvlJc w:val="left"/>
       <w:pPr>
-        <w:ind w:left="3600" w:hanging="480"/>
+        <w:ind w:left="3600" w:hanging="360"/>
       </w:pPr>
     </w:lvl>
     <w:lvl w:ilvl="5">
@@ -1631,7 +1614,7 @@
       <w:lvlText w:val="%6."/>
       <w:lvlJc w:val="left"/>
       <w:pPr>
-        <w:ind w:left="4320" w:hanging="480"/>
+        <w:ind w:left="4320" w:hanging="360"/>
       </w:pPr>
     </w:lvl>
     <w:lvl w:ilvl="6">
@@ -1640,7 +1623,7 @@
       <w:lvlText w:val="%7."/>
       <w:lvlJc w:val="left"/>
       <w:pPr>
-        <w:ind w:left="5040" w:hanging="480"/>
+        <w:ind w:left="5040" w:hanging="360"/>
       </w:pPr>
     </w:lvl>
     <w:lvl w:ilvl="7">
@@ -1649,7 +1632,7 @@
       <w:lvlText w:val="%8."/>
       <w:lvlJc w:val="left"/>
       <w:pPr>
-        <w:ind w:left="5760" w:hanging="480"/>
+        <w:ind w:left="5760" w:hanging="360"/>
       </w:pPr>
     </w:lvl>
     <w:lvl w:ilvl="8">
@@ -1658,7 +1641,7 @@
       <w:lvlText w:val="%9."/>
       <w:lvlJc w:val="left"/>
       <w:pPr>
-        <w:ind w:left="6480" w:hanging="480"/>
+        <w:ind w:left="6480" w:hanging="360"/>
       </w:pPr>
     </w:lvl>
   </w:abstractNum>
@@ -1730,10 +1713,10 @@
     <w:name w:val="Body Text"/>
     <w:basedOn w:val="Normal"/>
     <w:link w:val="BodyTextChar"/>
+    <w:qFormat/>
     <w:pPr>
       <w:spacing w:after="180" w:before="180"/>
     </w:pPr>
-    <w:qFormat/>
   </w:style>
   <w:style w:customStyle="1" w:styleId="FirstParagraph" w:type="paragraph">
     <w:name w:val="First Paragraph"/>
@@ -1753,57 +1736,111 @@
     <w:name w:val="Title"/>
     <w:basedOn w:val="Normal"/>
     <w:next w:val="BodyText"/>
+    <w:link w:val="TitleChar"/>
+    <w:uiPriority w:val="10"/>
     <w:qFormat/>
+    <w:rsid w:val="00A10FD9"/>
     <w:pPr>
-      <w:keepNext/>
-      <w:keepLines/>
-      <w:spacing w:after="240" w:before="480"/>
+      <w:spacing w:after="80" w:line="240" w:lineRule="auto"/>
+      <w:contextualSpacing/>
       <w:jc w:val="center"/>
     </w:pPr>
     <w:rPr>
       <w:rFonts w:asciiTheme="majorHAnsi" w:cstheme="majorBidi" w:eastAsiaTheme="majorEastAsia" w:hAnsiTheme="majorHAnsi"/>
-      <w:b/>
-      <w:bCs/>
-      <w:color w:themeColor="accent1" w:themeShade="B5" w:val="345A8A"/>
-      <w:sz w:val="36"/>
-      <w:szCs w:val="36"/>
+      <w:sz w:val="56"/>
+      <w:szCs w:val="56"/>
+    </w:rPr>
+  </w:style>
+  <w:style w:customStyle="1" w:styleId="TitleChar" w:type="character">
+    <w:name w:val="Title Char"/>
+    <w:basedOn w:val="DefaultParagraphFont"/>
+    <w:link w:val="Title"/>
+    <w:uiPriority w:val="10"/>
+    <w:rsid w:val="00A10FD9"/>
+    <w:rPr>
+      <w:rFonts w:asciiTheme="majorHAnsi" w:cstheme="majorBidi" w:eastAsiaTheme="majorEastAsia" w:hAnsiTheme="majorHAnsi"/>
+      <w:sz w:val="56"/>
+      <w:szCs w:val="56"/>
     </w:rPr>
   </w:style>
   <w:style w:styleId="Subtitle" w:type="paragraph">
     <w:name w:val="Subtitle"/>
+    <w:basedOn w:val="Title"/>
+    <w:next w:val="BodyText"/>
+    <w:link w:val="SubtitleChar"/>
+    <w:uiPriority w:val="11"/>
+    <w:qFormat/>
+    <w:rsid w:val="00A10FD9"/>
+    <w:pPr>
+      <w:numPr>
+        <w:ilvl w:val="1"/>
+      </w:numPr>
+    </w:pPr>
+    <w:rPr>
+      <w:rFonts w:cstheme="majorBidi" w:eastAsiaTheme="majorEastAsia"/>
+      <w:spacing w:val="15"/>
+      <w:sz w:val="28"/>
+      <w:szCs w:val="28"/>
+    </w:rPr>
+  </w:style>
+  <w:style w:customStyle="1" w:styleId="SubtitleChar" w:type="character">
+    <w:name w:val="Subtitle Char"/>
+    <w:basedOn w:val="DefaultParagraphFont"/>
+    <w:link w:val="Subtitle"/>
+    <w:uiPriority w:val="11"/>
+    <w:rsid w:val="00A10FD9"/>
+    <w:rPr>
+      <w:rFonts w:cstheme="majorBidi" w:eastAsiaTheme="majorEastAsia"/>
+      <w:color w:themeColor="text1" w:themeTint="A6" w:val="595959"/>
+      <w:spacing w:val="15"/>
+      <w:sz w:val="28"/>
+      <w:szCs w:val="28"/>
+    </w:rPr>
+  </w:style>
+  <w:style w:customStyle="1" w:styleId="Author" w:type="paragraph">
+    <w:name w:val="Author"/>
     <w:basedOn w:val="Title"/>
     <w:next w:val="BodyText"/>
     <w:qFormat/>
     <w:pPr>
       <w:keepNext/>
       <w:keepLines/>
-      <w:spacing w:after="240" w:before="240"/>
-      <w:jc w:val="center"/>
     </w:pPr>
     <w:rPr>
-      <w:sz w:val="30"/>
-      <w:szCs w:val="30"/>
-    </w:rPr>
-  </w:style>
-  <w:style w:customStyle="1" w:styleId="Author" w:type="paragraph">
-    <w:name w:val="Author"/>
+      <w:sz w:val="24"/>
+      <w:szCs w:val="24"/>
+    </w:rPr>
+  </w:style>
+  <w:style w:styleId="Date" w:type="paragraph">
+    <w:name w:val="Date"/>
+    <w:basedOn w:val="Title"/>
     <w:next w:val="BodyText"/>
     <w:qFormat/>
     <w:pPr>
       <w:keepNext/>
       <w:keepLines/>
-      <w:jc w:val="center"/>
     </w:pPr>
-  </w:style>
-  <w:style w:styleId="Date" w:type="paragraph">
-    <w:name w:val="Date"/>
-    <w:next w:val="BodyText"/>
+    <w:rPr>
+      <w:sz w:val="24"/>
+      <w:szCs w:val="24"/>
+    </w:rPr>
+  </w:style>
+  <w:style w:customStyle="1" w:styleId="AbstractTitle" w:type="paragraph">
+    <w:name w:val="Abstract Title"/>
+    <w:basedOn w:val="Normal"/>
+    <w:next w:val="Abstract"/>
     <w:qFormat/>
     <w:pPr>
       <w:keepNext/>
       <w:keepLines/>
+      <w:spacing w:after="0" w:before="300"/>
       <w:jc w:val="center"/>
     </w:pPr>
+    <w:rPr>
+      <w:b/>
+      <w:sz w:val="20"/>
+      <w:szCs w:val="20"/>
+    </w:rPr>
   </w:style>
   <w:style w:customStyle="1" w:styleId="Abstract" w:type="paragraph">
     <w:name w:val="Abstract"/>
@@ -1813,7 +1850,7 @@
     <w:pPr>
       <w:keepNext/>
       <w:keepLines/>
-      <w:spacing w:after="300" w:before="300"/>
+      <w:spacing w:after="300" w:before="100"/>
     </w:pPr>
     <w:rPr>
       <w:sz w:val="20"/>
@@ -1829,191 +1866,321 @@
     <w:rPr/>
   </w:style>
   <w:style w:styleId="Heading1" w:type="paragraph">
-    <w:name w:val="Heading 1"/>
+    <w:name w:val="heading 1"/>
     <w:basedOn w:val="Normal"/>
     <w:next w:val="BodyText"/>
+    <w:link w:val="Heading1Char"/>
     <w:uiPriority w:val="9"/>
     <w:qFormat/>
+    <w:rsid w:val="00A10FD9"/>
     <w:pPr>
       <w:keepNext/>
       <w:keepLines/>
-      <w:spacing w:after="0" w:before="480"/>
+      <w:spacing w:after="80" w:before="360"/>
       <w:outlineLvl w:val="0"/>
     </w:pPr>
     <w:rPr>
       <w:rFonts w:asciiTheme="majorHAnsi" w:cstheme="majorBidi" w:eastAsiaTheme="majorEastAsia" w:hAnsiTheme="majorHAnsi"/>
-      <w:b/>
-      <w:bCs/>
-      <w:color w:themeColor="accent1" w:val="4F81BD"/>
-      <w:sz w:val="32"/>
-      <w:szCs w:val="32"/>
+      <w:color w:themeColor="accent1" w:themeShade="BF" w:val="0F4761"/>
+      <w:sz w:val="40"/>
+      <w:szCs w:val="40"/>
     </w:rPr>
   </w:style>
   <w:style w:styleId="Heading2" w:type="paragraph">
-    <w:name w:val="Heading 2"/>
+    <w:name w:val="heading 2"/>
     <w:basedOn w:val="Normal"/>
     <w:next w:val="BodyText"/>
+    <w:link w:val="Heading2Char"/>
     <w:uiPriority w:val="9"/>
+    <w:semiHidden/>
     <w:unhideWhenUsed/>
     <w:qFormat/>
+    <w:rsid w:val="00A10FD9"/>
     <w:pPr>
       <w:keepNext/>
       <w:keepLines/>
-      <w:spacing w:after="0" w:before="200"/>
+      <w:spacing w:after="80" w:before="160"/>
       <w:outlineLvl w:val="1"/>
     </w:pPr>
     <w:rPr>
       <w:rFonts w:asciiTheme="majorHAnsi" w:cstheme="majorBidi" w:eastAsiaTheme="majorEastAsia" w:hAnsiTheme="majorHAnsi"/>
-      <w:b/>
-      <w:bCs/>
-      <w:color w:themeColor="accent1" w:val="4F81BD"/>
-      <w:sz w:val="28"/>
-      <w:szCs w:val="28"/>
+      <w:color w:themeColor="accent1" w:themeShade="BF" w:val="0F4761"/>
+      <w:sz w:val="32"/>
+      <w:szCs w:val="32"/>
     </w:rPr>
   </w:style>
   <w:style w:styleId="Heading3" w:type="paragraph">
-    <w:name w:val="Heading 3"/>
+    <w:name w:val="heading 3"/>
     <w:basedOn w:val="Normal"/>
     <w:next w:val="BodyText"/>
+    <w:link w:val="Heading3Char"/>
     <w:uiPriority w:val="9"/>
+    <w:semiHidden/>
     <w:unhideWhenUsed/>
     <w:qFormat/>
+    <w:rsid w:val="00A10FD9"/>
     <w:pPr>
       <w:keepNext/>
       <w:keepLines/>
-      <w:spacing w:after="0" w:before="200"/>
+      <w:spacing w:after="80" w:before="160"/>
       <w:outlineLvl w:val="2"/>
     </w:pPr>
     <w:rPr>
-      <w:rFonts w:asciiTheme="majorHAnsi" w:cstheme="majorBidi" w:eastAsiaTheme="majorEastAsia" w:hAnsiTheme="majorHAnsi"/>
-      <w:b/>
-      <w:bCs/>
-      <w:color w:themeColor="accent1" w:val="4F81BD"/>
-      <w:sz w:val="24"/>
-      <w:szCs w:val="24"/>
+      <w:rFonts w:cstheme="majorBidi" w:eastAsiaTheme="majorEastAsia"/>
+      <w:color w:themeColor="accent1" w:themeShade="BF" w:val="0F4761"/>
+      <w:sz w:val="28"/>
+      <w:szCs w:val="28"/>
     </w:rPr>
   </w:style>
   <w:style w:styleId="Heading4" w:type="paragraph">
-    <w:name w:val="Heading 4"/>
+    <w:name w:val="heading 4"/>
     <w:basedOn w:val="Normal"/>
     <w:next w:val="BodyText"/>
+    <w:link w:val="Heading4Char"/>
     <w:uiPriority w:val="9"/>
+    <w:semiHidden/>
     <w:unhideWhenUsed/>
     <w:qFormat/>
+    <w:rsid w:val="00A10FD9"/>
     <w:pPr>
       <w:keepNext/>
       <w:keepLines/>
-      <w:spacing w:after="0" w:before="200"/>
+      <w:spacing w:after="40" w:before="80"/>
       <w:outlineLvl w:val="3"/>
     </w:pPr>
     <w:rPr>
-      <w:rFonts w:asciiTheme="majorHAnsi" w:cstheme="majorBidi" w:eastAsiaTheme="majorEastAsia" w:hAnsiTheme="majorHAnsi"/>
+      <w:rFonts w:cstheme="majorBidi" w:eastAsiaTheme="majorEastAsia"/>
       <w:i/>
-      <w:bCs/>
-      <w:color w:themeColor="accent1" w:val="4F81BD"/>
-      <w:sz w:val="24"/>
-      <w:szCs w:val="24"/>
+      <w:iCs/>
+      <w:color w:themeColor="accent1" w:themeShade="BF" w:val="0F4761"/>
     </w:rPr>
   </w:style>
   <w:style w:styleId="Heading5" w:type="paragraph">
-    <w:name w:val="Heading 5"/>
+    <w:name w:val="heading 5"/>
     <w:basedOn w:val="Normal"/>
     <w:next w:val="BodyText"/>
+    <w:link w:val="Heading5Char"/>
     <w:uiPriority w:val="9"/>
+    <w:semiHidden/>
     <w:unhideWhenUsed/>
     <w:qFormat/>
+    <w:rsid w:val="00A10FD9"/>
     <w:pPr>
       <w:keepNext/>
       <w:keepLines/>
-      <w:spacing w:after="0" w:before="200"/>
+      <w:spacing w:after="40" w:before="80"/>
       <w:outlineLvl w:val="4"/>
     </w:pPr>
     <w:rPr>
-      <w:rFonts w:asciiTheme="majorHAnsi" w:cstheme="majorBidi" w:eastAsiaTheme="majorEastAsia" w:hAnsiTheme="majorHAnsi"/>
-      <w:iCs/>
-      <w:color w:themeColor="accent1" w:val="4F81BD"/>
-      <w:sz w:val="24"/>
-      <w:szCs w:val="24"/>
+      <w:rFonts w:cstheme="majorBidi" w:eastAsiaTheme="majorEastAsia"/>
+      <w:color w:themeColor="accent1" w:themeShade="BF" w:val="0F4761"/>
     </w:rPr>
   </w:style>
   <w:style w:styleId="Heading6" w:type="paragraph">
-    <w:name w:val="Heading 6"/>
+    <w:name w:val="heading 6"/>
     <w:basedOn w:val="Normal"/>
     <w:next w:val="BodyText"/>
+    <w:link w:val="Heading6Char"/>
     <w:uiPriority w:val="9"/>
+    <w:semiHidden/>
     <w:unhideWhenUsed/>
     <w:qFormat/>
+    <w:rsid w:val="00A10FD9"/>
     <w:pPr>
       <w:keepNext/>
       <w:keepLines/>
-      <w:spacing w:after="0" w:before="200"/>
+      <w:spacing w:after="0" w:before="40"/>
       <w:outlineLvl w:val="5"/>
     </w:pPr>
     <w:rPr>
-      <w:rFonts w:asciiTheme="majorHAnsi" w:cstheme="majorBidi" w:eastAsiaTheme="majorEastAsia" w:hAnsiTheme="majorHAnsi"/>
-      <w:color w:themeColor="accent1" w:val="4F81BD"/>
-      <w:sz w:val="24"/>
-      <w:szCs w:val="24"/>
+      <w:rFonts w:cstheme="majorBidi" w:eastAsiaTheme="majorEastAsia"/>
+      <w:i/>
+      <w:iCs/>
+      <w:color w:themeColor="text1" w:themeTint="A6" w:val="595959"/>
     </w:rPr>
   </w:style>
   <w:style w:styleId="Heading7" w:type="paragraph">
-    <w:name w:val="Heading 7"/>
+    <w:name w:val="heading 7"/>
     <w:basedOn w:val="Normal"/>
     <w:next w:val="BodyText"/>
+    <w:link w:val="Heading7Char"/>
     <w:uiPriority w:val="9"/>
+    <w:semiHidden/>
     <w:unhideWhenUsed/>
     <w:qFormat/>
+    <w:rsid w:val="00A10FD9"/>
     <w:pPr>
       <w:keepNext/>
       <w:keepLines/>
-      <w:spacing w:after="0" w:before="200"/>
+      <w:spacing w:after="0" w:before="40"/>
       <w:outlineLvl w:val="6"/>
     </w:pPr>
     <w:rPr>
-      <w:rFonts w:asciiTheme="majorHAnsi" w:cstheme="majorBidi" w:eastAsiaTheme="majorEastAsia" w:hAnsiTheme="majorHAnsi"/>
-      <w:color w:themeColor="accent1" w:val="4F81BD"/>
-      <w:sz w:val="24"/>
-      <w:szCs w:val="24"/>
+      <w:rFonts w:cstheme="majorBidi" w:eastAsiaTheme="majorEastAsia"/>
+      <w:color w:themeColor="text1" w:themeTint="A6" w:val="595959"/>
     </w:rPr>
   </w:style>
   <w:style w:styleId="Heading8" w:type="paragraph">
-    <w:name w:val="Heading 8"/>
+    <w:name w:val="heading 8"/>
     <w:basedOn w:val="Normal"/>
     <w:next w:val="BodyText"/>
+    <w:link w:val="Heading8Char"/>
     <w:uiPriority w:val="9"/>
+    <w:semiHidden/>
     <w:unhideWhenUsed/>
     <w:qFormat/>
+    <w:rsid w:val="00A10FD9"/>
     <w:pPr>
       <w:keepNext/>
       <w:keepLines/>
-      <w:spacing w:after="0" w:before="200"/>
+      <w:spacing w:after="0"/>
       <w:outlineLvl w:val="7"/>
     </w:pPr>
     <w:rPr>
-      <w:rFonts w:asciiTheme="majorHAnsi" w:cstheme="majorBidi" w:eastAsiaTheme="majorEastAsia" w:hAnsiTheme="majorHAnsi"/>
-      <w:color w:themeColor="accent1" w:val="4F81BD"/>
-      <w:sz w:val="24"/>
-      <w:szCs w:val="24"/>
+      <w:rFonts w:cstheme="majorBidi" w:eastAsiaTheme="majorEastAsia"/>
+      <w:i/>
+      <w:iCs/>
+      <w:color w:themeColor="text1" w:themeTint="D8" w:val="272727"/>
     </w:rPr>
   </w:style>
   <w:style w:styleId="Heading9" w:type="paragraph">
-    <w:name w:val="Heading 9"/>
+    <w:name w:val="heading 9"/>
     <w:basedOn w:val="Normal"/>
     <w:next w:val="BodyText"/>
+    <w:link w:val="Heading9Char"/>
     <w:uiPriority w:val="9"/>
+    <w:semiHidden/>
     <w:unhideWhenUsed/>
     <w:qFormat/>
+    <w:rsid w:val="00A10FD9"/>
     <w:pPr>
       <w:keepNext/>
       <w:keepLines/>
-      <w:spacing w:after="0" w:before="200"/>
+      <w:spacing w:after="0"/>
       <w:outlineLvl w:val="8"/>
     </w:pPr>
     <w:rPr>
+      <w:rFonts w:cstheme="majorBidi" w:eastAsiaTheme="majorEastAsia"/>
+      <w:color w:themeColor="text1" w:themeTint="D8" w:val="272727"/>
+    </w:rPr>
+  </w:style>
+  <w:style w:customStyle="1" w:styleId="Heading1Char" w:type="character">
+    <w:name w:val="Heading 1 Char"/>
+    <w:basedOn w:val="DefaultParagraphFont"/>
+    <w:link w:val="Heading1"/>
+    <w:uiPriority w:val="9"/>
+    <w:rsid w:val="00A10FD9"/>
+    <w:rPr>
       <w:rFonts w:asciiTheme="majorHAnsi" w:cstheme="majorBidi" w:eastAsiaTheme="majorEastAsia" w:hAnsiTheme="majorHAnsi"/>
-      <w:color w:themeColor="accent1" w:val="4F81BD"/>
-      <w:sz w:val="24"/>
-      <w:szCs w:val="24"/>
+      <w:color w:themeColor="accent1" w:themeShade="BF" w:val="0F4761"/>
+      <w:sz w:val="40"/>
+      <w:szCs w:val="40"/>
+    </w:rPr>
+  </w:style>
+  <w:style w:customStyle="1" w:styleId="Heading2Char" w:type="character">
+    <w:name w:val="Heading 2 Char"/>
+    <w:basedOn w:val="DefaultParagraphFont"/>
+    <w:link w:val="Heading2"/>
+    <w:uiPriority w:val="9"/>
+    <w:semiHidden/>
+    <w:rsid w:val="00A10FD9"/>
+    <w:rPr>
+      <w:rFonts w:asciiTheme="majorHAnsi" w:cstheme="majorBidi" w:eastAsiaTheme="majorEastAsia" w:hAnsiTheme="majorHAnsi"/>
+      <w:color w:themeColor="accent1" w:themeShade="BF" w:val="0F4761"/>
+      <w:sz w:val="32"/>
+      <w:szCs w:val="32"/>
+    </w:rPr>
+  </w:style>
+  <w:style w:customStyle="1" w:styleId="Heading3Char" w:type="character">
+    <w:name w:val="Heading 3 Char"/>
+    <w:basedOn w:val="DefaultParagraphFont"/>
+    <w:link w:val="Heading3"/>
+    <w:uiPriority w:val="9"/>
+    <w:semiHidden/>
+    <w:rsid w:val="00A10FD9"/>
+    <w:rPr>
+      <w:rFonts w:cstheme="majorBidi" w:eastAsiaTheme="majorEastAsia"/>
+      <w:color w:themeColor="accent1" w:themeShade="BF" w:val="0F4761"/>
+      <w:sz w:val="28"/>
+      <w:szCs w:val="28"/>
+    </w:rPr>
+  </w:style>
+  <w:style w:customStyle="1" w:styleId="Heading4Char" w:type="character">
+    <w:name w:val="Heading 4 Char"/>
+    <w:basedOn w:val="DefaultParagraphFont"/>
+    <w:link w:val="Heading4"/>
+    <w:uiPriority w:val="9"/>
+    <w:semiHidden/>
+    <w:rsid w:val="00A10FD9"/>
+    <w:rPr>
+      <w:rFonts w:cstheme="majorBidi" w:eastAsiaTheme="majorEastAsia"/>
+      <w:i/>
+      <w:iCs/>
+      <w:color w:themeColor="accent1" w:themeShade="BF" w:val="0F4761"/>
+    </w:rPr>
+  </w:style>
+  <w:style w:customStyle="1" w:styleId="Heading5Char" w:type="character">
+    <w:name w:val="Heading 5 Char"/>
+    <w:basedOn w:val="DefaultParagraphFont"/>
+    <w:link w:val="Heading5"/>
+    <w:uiPriority w:val="9"/>
+    <w:semiHidden/>
+    <w:rsid w:val="00A10FD9"/>
+    <w:rPr>
+      <w:rFonts w:cstheme="majorBidi" w:eastAsiaTheme="majorEastAsia"/>
+      <w:color w:themeColor="accent1" w:themeShade="BF" w:val="0F4761"/>
+    </w:rPr>
+  </w:style>
+  <w:style w:customStyle="1" w:styleId="Heading6Char" w:type="character">
+    <w:name w:val="Heading 6 Char"/>
+    <w:basedOn w:val="DefaultParagraphFont"/>
+    <w:link w:val="Heading6"/>
+    <w:uiPriority w:val="9"/>
+    <w:semiHidden/>
+    <w:rsid w:val="00A10FD9"/>
+    <w:rPr>
+      <w:rFonts w:cstheme="majorBidi" w:eastAsiaTheme="majorEastAsia"/>
+      <w:i/>
+      <w:iCs/>
+      <w:color w:themeColor="text1" w:themeTint="A6" w:val="595959"/>
+    </w:rPr>
+  </w:style>
+  <w:style w:customStyle="1" w:styleId="Heading7Char" w:type="character">
+    <w:name w:val="Heading 7 Char"/>
+    <w:basedOn w:val="DefaultParagraphFont"/>
+    <w:link w:val="Heading7"/>
+    <w:uiPriority w:val="9"/>
+    <w:semiHidden/>
+    <w:rsid w:val="00A10FD9"/>
+    <w:rPr>
+      <w:rFonts w:cstheme="majorBidi" w:eastAsiaTheme="majorEastAsia"/>
+      <w:color w:themeColor="text1" w:themeTint="A6" w:val="595959"/>
+    </w:rPr>
+  </w:style>
+  <w:style w:customStyle="1" w:styleId="Heading8Char" w:type="character">
+    <w:name w:val="Heading 8 Char"/>
+    <w:basedOn w:val="DefaultParagraphFont"/>
+    <w:link w:val="Heading8"/>
+    <w:uiPriority w:val="9"/>
+    <w:semiHidden/>
+    <w:rsid w:val="00A10FD9"/>
+    <w:rPr>
+      <w:rFonts w:cstheme="majorBidi" w:eastAsiaTheme="majorEastAsia"/>
+      <w:i/>
+      <w:iCs/>
+      <w:color w:themeColor="text1" w:themeTint="D8" w:val="272727"/>
+    </w:rPr>
+  </w:style>
+  <w:style w:customStyle="1" w:styleId="Heading9Char" w:type="character">
+    <w:name w:val="Heading 9 Char"/>
+    <w:basedOn w:val="DefaultParagraphFont"/>
+    <w:link w:val="Heading9"/>
+    <w:uiPriority w:val="9"/>
+    <w:semiHidden/>
+    <w:rsid w:val="00A10FD9"/>
+    <w:rPr>
+      <w:rFonts w:cstheme="majorBidi" w:eastAsiaTheme="majorEastAsia"/>
+      <w:color w:themeColor="text1" w:themeTint="D8" w:val="272727"/>
     </w:rPr>
   </w:style>
   <w:style w:styleId="BlockText" w:type="paragraph">
@@ -2035,6 +2202,18 @@
     <w:uiPriority w:val="9"/>
     <w:unhideWhenUsed/>
     <w:qFormat/>
+  </w:style>
+  <w:style w:styleId="FootnoteBlockText" w:type="paragraph">
+    <w:name w:val="Footnote Block Text"/>
+    <w:basedOn w:val="FootnoteText"/>
+    <w:next w:val="FootnoteText"/>
+    <w:uiPriority w:val="9"/>
+    <w:unhideWhenUsed/>
+    <w:qFormat/>
+    <w:pPr>
+      <w:spacing w:after="100" w:before="100"/>
+      <w:ind w:firstLine="0" w:left="480" w:right="480"/>
+    </w:pPr>
   </w:style>
   <w:style w:default="1" w:styleId="DefaultParagraphFont" w:type="character">
     <w:name w:val="Default Paragraph Font"/>
@@ -2065,10 +2244,10 @@
         <w:jc w:val="left"/>
       </w:trPr>
       <w:tcPr>
-        <w:vAlign w:val="bottom"/>
         <w:tcBorders>
           <w:bottom w:val="single"/>
         </w:tcBorders>
+        <w:vAlign w:val="bottom"/>
       </w:tcPr>
     </w:tblStylePr>
   </w:style>
@@ -2184,9 +2363,9 @@
     <w:name w:val="KeywordTok"/>
     <w:basedOn w:val="VerbatimChar"/>
     <w:rPr>
+      <w:b/>
       <w:color w:val="204a87"/>
       <w:shd w:val="clear" w:fill="f8f8f8"/>
-      <w:b/>
     </w:rPr>
   </w:style>
   <w:style w:type="character" w:customStyle="1" w:styleId="DataTypeTok">
@@ -2241,9 +2420,9 @@
     <w:name w:val="SpecialCharTok"/>
     <w:basedOn w:val="VerbatimChar"/>
     <w:rPr>
+      <w:b/>
       <w:color w:val="ce5c00"/>
       <w:shd w:val="clear" w:fill="f8f8f8"/>
-      <w:b/>
     </w:rPr>
   </w:style>
   <w:style w:type="character" w:customStyle="1" w:styleId="StringTok">
@@ -2281,39 +2460,39 @@
     <w:name w:val="CommentTok"/>
     <w:basedOn w:val="VerbatimChar"/>
     <w:rPr>
+      <w:i/>
       <w:color w:val="8f5902"/>
       <w:shd w:val="clear" w:fill="f8f8f8"/>
-      <w:i/>
     </w:rPr>
   </w:style>
   <w:style w:type="character" w:customStyle="1" w:styleId="DocumentationTok">
     <w:name w:val="DocumentationTok"/>
     <w:basedOn w:val="VerbatimChar"/>
     <w:rPr>
-      <w:color w:val="8f5902"/>
-      <w:shd w:val="clear" w:fill="f8f8f8"/>
       <w:b/>
       <w:i/>
+      <w:color w:val="8f5902"/>
+      <w:shd w:val="clear" w:fill="f8f8f8"/>
     </w:rPr>
   </w:style>
   <w:style w:type="character" w:customStyle="1" w:styleId="AnnotationTok">
     <w:name w:val="AnnotationTok"/>
     <w:basedOn w:val="VerbatimChar"/>
     <w:rPr>
-      <w:color w:val="8f5902"/>
-      <w:shd w:val="clear" w:fill="f8f8f8"/>
       <w:b/>
       <w:i/>
+      <w:color w:val="8f5902"/>
+      <w:shd w:val="clear" w:fill="f8f8f8"/>
     </w:rPr>
   </w:style>
   <w:style w:type="character" w:customStyle="1" w:styleId="CommentVarTok">
     <w:name w:val="CommentVarTok"/>
     <w:basedOn w:val="VerbatimChar"/>
     <w:rPr>
-      <w:color w:val="8f5902"/>
-      <w:shd w:val="clear" w:fill="f8f8f8"/>
       <w:b/>
       <w:i/>
+      <w:color w:val="8f5902"/>
+      <w:shd w:val="clear" w:fill="f8f8f8"/>
     </w:rPr>
   </w:style>
   <w:style w:type="character" w:customStyle="1" w:styleId="OtherTok">
@@ -2328,9 +2507,9 @@
     <w:name w:val="FunctionTok"/>
     <w:basedOn w:val="VerbatimChar"/>
     <w:rPr>
+      <w:b/>
       <w:color w:val="204a87"/>
       <w:shd w:val="clear" w:fill="f8f8f8"/>
-      <w:b/>
     </w:rPr>
   </w:style>
   <w:style w:type="character" w:customStyle="1" w:styleId="VariableTok">
@@ -2345,18 +2524,18 @@
     <w:name w:val="ControlFlowTok"/>
     <w:basedOn w:val="VerbatimChar"/>
     <w:rPr>
+      <w:b/>
       <w:color w:val="204a87"/>
       <w:shd w:val="clear" w:fill="f8f8f8"/>
-      <w:b/>
     </w:rPr>
   </w:style>
   <w:style w:type="character" w:customStyle="1" w:styleId="OperatorTok">
     <w:name w:val="OperatorTok"/>
     <w:basedOn w:val="VerbatimChar"/>
     <w:rPr>
+      <w:b/>
       <w:color w:val="ce5c00"/>
       <w:shd w:val="clear" w:fill="f8f8f8"/>
-      <w:b/>
     </w:rPr>
   </w:style>
   <w:style w:type="character" w:customStyle="1" w:styleId="BuiltInTok">
@@ -2377,9 +2556,9 @@
     <w:name w:val="PreprocessorTok"/>
     <w:basedOn w:val="VerbatimChar"/>
     <w:rPr>
+      <w:i/>
       <w:color w:val="8f5902"/>
       <w:shd w:val="clear" w:fill="f8f8f8"/>
-      <w:i/>
     </w:rPr>
   </w:style>
   <w:style w:type="character" w:customStyle="1" w:styleId="AttributeTok">
@@ -2401,20 +2580,20 @@
     <w:name w:val="InformationTok"/>
     <w:basedOn w:val="VerbatimChar"/>
     <w:rPr>
-      <w:color w:val="8f5902"/>
-      <w:shd w:val="clear" w:fill="f8f8f8"/>
       <w:b/>
       <w:i/>
+      <w:color w:val="8f5902"/>
+      <w:shd w:val="clear" w:fill="f8f8f8"/>
     </w:rPr>
   </w:style>
   <w:style w:type="character" w:customStyle="1" w:styleId="WarningTok">
     <w:name w:val="WarningTok"/>
     <w:basedOn w:val="VerbatimChar"/>
     <w:rPr>
-      <w:color w:val="8f5902"/>
-      <w:shd w:val="clear" w:fill="f8f8f8"/>
       <w:b/>
       <w:i/>
+      <w:color w:val="8f5902"/>
+      <w:shd w:val="clear" w:fill="f8f8f8"/>
     </w:rPr>
   </w:style>
   <w:style w:type="character" w:customStyle="1" w:styleId="AlertTok">
@@ -2429,9 +2608,9 @@
     <w:name w:val="ErrorTok"/>
     <w:basedOn w:val="VerbatimChar"/>
     <w:rPr>
+      <w:b/>
       <w:color w:val="a40000"/>
       <w:shd w:val="clear" w:fill="f8f8f8"/>
-      <w:b/>
     </w:rPr>
   </w:style>
   <w:style w:type="character" w:customStyle="1" w:styleId="NormalTok">
@@ -2455,44 +2634,44 @@
         <a:sysClr val="window" lastClr="FFFFFF"/>
       </a:lt1>
       <a:dk2>
-        <a:srgbClr val="1F497D"/>
+        <a:srgbClr val="0E2841"/>
       </a:dk2>
       <a:lt2>
-        <a:srgbClr val="EEECE1"/>
+        <a:srgbClr val="E8E8E8"/>
       </a:lt2>
       <a:accent1>
-        <a:srgbClr val="4F81BD"/>
+        <a:srgbClr val="156082"/>
       </a:accent1>
       <a:accent2>
-        <a:srgbClr val="C0504D"/>
+        <a:srgbClr val="E97132"/>
       </a:accent2>
       <a:accent3>
-        <a:srgbClr val="9BBB59"/>
+        <a:srgbClr val="196B24"/>
       </a:accent3>
       <a:accent4>
-        <a:srgbClr val="8064A2"/>
+        <a:srgbClr val="0F9ED5"/>
       </a:accent4>
       <a:accent5>
-        <a:srgbClr val="4BACC6"/>
+        <a:srgbClr val="A02B93"/>
       </a:accent5>
       <a:accent6>
-        <a:srgbClr val="F79646"/>
+        <a:srgbClr val="4EA72E"/>
       </a:accent6>
       <a:hlink>
-        <a:srgbClr val="0000FF"/>
+        <a:srgbClr val="467886"/>
       </a:hlink>
       <a:folHlink>
-        <a:srgbClr val="800080"/>
+        <a:srgbClr val="96607D"/>
       </a:folHlink>
     </a:clrScheme>
     <a:fontScheme name="Office">
       <a:majorFont>
-        <a:latin typeface="Calibri"/>
+        <a:latin typeface="Aptos Display" panose="02110004020202020204"/>
         <a:ea typeface=""/>
         <a:cs typeface=""/>
-        <a:font script="Jpan" typeface="ＭＳ ゴシック"/>
+        <a:font script="Jpan" typeface="游ゴシック Light"/>
         <a:font script="Hang" typeface="맑은 고딕"/>
-        <a:font script="Hans" typeface="宋体"/>
+        <a:font script="Hans" typeface="等线 Light"/>
         <a:font script="Hant" typeface="新細明體"/>
         <a:font script="Arab" typeface="Times New Roman"/>
         <a:font script="Hebr" typeface="Times New Roman"/>
@@ -2519,14 +2698,32 @@
         <a:font script="Mong" typeface="Mongolian Baiti"/>
         <a:font script="Viet" typeface="Times New Roman"/>
         <a:font script="Uigh" typeface="Microsoft Uighur"/>
+        <a:font script="Geor" typeface="Sylfaen"/>
+        <a:font script="Armn" typeface="Arial"/>
+        <a:font script="Bugi" typeface="Leelawadee UI"/>
+        <a:font script="Bopo" typeface="Microsoft JhengHei"/>
+        <a:font script="Java" typeface="Javanese Text"/>
+        <a:font script="Lisu" typeface="Segoe UI"/>
+        <a:font script="Mymr" typeface="Myanmar Text"/>
+        <a:font script="Nkoo" typeface="Ebrima"/>
+        <a:font script="Olck" typeface="Nirmala UI"/>
+        <a:font script="Osma" typeface="Ebrima"/>
+        <a:font script="Phag" typeface="Phagspa"/>
+        <a:font script="Syrn" typeface="Estrangelo Edessa"/>
+        <a:font script="Syrj" typeface="Estrangelo Edessa"/>
+        <a:font script="Syre" typeface="Estrangelo Edessa"/>
+        <a:font script="Sora" typeface="Nirmala UI"/>
+        <a:font script="Tale" typeface="Microsoft Tai Le"/>
+        <a:font script="Talu" typeface="Microsoft New Tai Lue"/>
+        <a:font script="Tfng" typeface="Ebrima"/>
       </a:majorFont>
       <a:minorFont>
-        <a:latin typeface="Cambria"/>
+        <a:latin typeface="Aptos" panose="02110004020202020204"/>
         <a:ea typeface=""/>
         <a:cs typeface=""/>
-        <a:font script="Jpan" typeface="ＭＳ 明朝"/>
+        <a:font script="Jpan" typeface="游明朝"/>
         <a:font script="Hang" typeface="맑은 고딕"/>
-        <a:font script="Hans" typeface="宋体"/>
+        <a:font script="Hans" typeface="等线"/>
         <a:font script="Hant" typeface="新細明體"/>
         <a:font script="Arab" typeface="Arial"/>
         <a:font script="Hebr" typeface="Arial"/>
@@ -2553,6 +2750,24 @@
         <a:font script="Mong" typeface="Mongolian Baiti"/>
         <a:font script="Viet" typeface="Arial"/>
         <a:font script="Uigh" typeface="Microsoft Uighur"/>
+        <a:font script="Geor" typeface="Sylfaen"/>
+        <a:font script="Armn" typeface="Arial"/>
+        <a:font script="Bugi" typeface="Leelawadee UI"/>
+        <a:font script="Bopo" typeface="Microsoft JhengHei"/>
+        <a:font script="Java" typeface="Javanese Text"/>
+        <a:font script="Lisu" typeface="Segoe UI"/>
+        <a:font script="Mymr" typeface="Myanmar Text"/>
+        <a:font script="Nkoo" typeface="Ebrima"/>
+        <a:font script="Olck" typeface="Nirmala UI"/>
+        <a:font script="Osma" typeface="Ebrima"/>
+        <a:font script="Phag" typeface="Phagspa"/>
+        <a:font script="Syrn" typeface="Estrangelo Edessa"/>
+        <a:font script="Syrj" typeface="Estrangelo Edessa"/>
+        <a:font script="Syre" typeface="Estrangelo Edessa"/>
+        <a:font script="Sora" typeface="Nirmala UI"/>
+        <a:font script="Tale" typeface="Microsoft Tai Le"/>
+        <a:font script="Talu" typeface="Microsoft New Tai Lue"/>
+        <a:font script="Tfng" typeface="Ebrima"/>
       </a:minorFont>
     </a:fontScheme>
     <a:fmtScheme name="Office">
@@ -2564,200 +2779,141 @@
           <a:gsLst>
             <a:gs pos="0">
               <a:schemeClr val="phClr">
-                <a:tint val="50000"/>
-                <a:satMod val="300000"/>
+                <a:lumMod val="110000"/>
+                <a:satMod val="105000"/>
+                <a:tint val="67000"/>
               </a:schemeClr>
             </a:gs>
-            <a:gs pos="35000">
+            <a:gs pos="50000">
               <a:schemeClr val="phClr">
-                <a:tint val="37000"/>
-                <a:satMod val="300000"/>
+                <a:lumMod val="105000"/>
+                <a:satMod val="103000"/>
+                <a:tint val="73000"/>
               </a:schemeClr>
             </a:gs>
             <a:gs pos="100000">
               <a:schemeClr val="phClr">
-                <a:tint val="15000"/>
-                <a:satMod val="350000"/>
+                <a:lumMod val="105000"/>
+                <a:satMod val="109000"/>
+                <a:tint val="81000"/>
               </a:schemeClr>
             </a:gs>
           </a:gsLst>
-          <a:lin ang="16200000" scaled="1"/>
+          <a:lin ang="5400000" scaled="0"/>
         </a:gradFill>
         <a:gradFill rotWithShape="1">
           <a:gsLst>
             <a:gs pos="0">
               <a:schemeClr val="phClr">
-                <a:tint val="100000"/>
+                <a:satMod val="103000"/>
+                <a:lumMod val="102000"/>
+                <a:tint val="94000"/>
+              </a:schemeClr>
+            </a:gs>
+            <a:gs pos="50000">
+              <a:schemeClr val="phClr">
+                <a:satMod val="110000"/>
+                <a:lumMod val="100000"/>
                 <a:shade val="100000"/>
-                <a:satMod val="130000"/>
               </a:schemeClr>
             </a:gs>
             <a:gs pos="100000">
               <a:schemeClr val="phClr">
-                <a:tint val="50000"/>
-                <a:shade val="100000"/>
-                <a:satMod val="350000"/>
+                <a:lumMod val="99000"/>
+                <a:satMod val="120000"/>
+                <a:shade val="78000"/>
               </a:schemeClr>
             </a:gs>
           </a:gsLst>
-          <a:lin ang="16200000" scaled="0"/>
+          <a:lin ang="5400000" scaled="0"/>
         </a:gradFill>
       </a:fillStyleLst>
       <a:lnStyleLst>
-        <a:ln w="9525" cap="flat" cmpd="sng" algn="ctr">
-          <a:solidFill>
-            <a:schemeClr val="phClr">
-              <a:shade val="95000"/>
-              <a:satMod val="105000"/>
-            </a:schemeClr>
-          </a:solidFill>
-          <a:prstDash val="solid"/>
-        </a:ln>
-        <a:ln w="25400" cap="flat" cmpd="sng" algn="ctr">
+        <a:ln w="6350" cap="flat" cmpd="sng" algn="ctr">
           <a:solidFill>
             <a:schemeClr val="phClr"/>
           </a:solidFill>
           <a:prstDash val="solid"/>
+          <a:miter lim="800000"/>
         </a:ln>
-        <a:ln w="38100" cap="flat" cmpd="sng" algn="ctr">
+        <a:ln w="12700" cap="flat" cmpd="sng" algn="ctr">
           <a:solidFill>
             <a:schemeClr val="phClr"/>
           </a:solidFill>
           <a:prstDash val="solid"/>
+          <a:miter lim="800000"/>
+        </a:ln>
+        <a:ln w="19050" cap="flat" cmpd="sng" algn="ctr">
+          <a:solidFill>
+            <a:schemeClr val="phClr"/>
+          </a:solidFill>
+          <a:prstDash val="solid"/>
+          <a:miter lim="800000"/>
         </a:ln>
       </a:lnStyleLst>
       <a:effectStyleLst>
         <a:effectStyle>
+          <a:effectLst/>
+        </a:effectStyle>
+        <a:effectStyle>
+          <a:effectLst/>
+        </a:effectStyle>
+        <a:effectStyle>
           <a:effectLst>
-            <a:outerShdw blurRad="40000" dist="20000" dir="5400000" rotWithShape="0">
+            <a:outerShdw blurRad="57150" dist="19050" dir="5400000" algn="ctr" rotWithShape="0">
               <a:srgbClr val="000000">
-                <a:alpha val="38000"/>
+                <a:alpha val="63000"/>
               </a:srgbClr>
             </a:outerShdw>
           </a:effectLst>
-        </a:effectStyle>
-        <a:effectStyle>
-          <a:effectLst>
-            <a:outerShdw blurRad="40000" dist="23000" dir="5400000" rotWithShape="0">
-              <a:srgbClr val="000000">
-                <a:alpha val="35000"/>
-              </a:srgbClr>
-            </a:outerShdw>
-          </a:effectLst>
-        </a:effectStyle>
-        <a:effectStyle>
-          <a:effectLst>
-            <a:outerShdw blurRad="40000" dist="23000" dir="5400000" rotWithShape="0">
-              <a:srgbClr val="000000">
-                <a:alpha val="35000"/>
-              </a:srgbClr>
-            </a:outerShdw>
-          </a:effectLst>
-          <a:scene3d>
-            <a:camera prst="orthographicFront">
-              <a:rot lat="0" lon="0" rev="0"/>
-            </a:camera>
-            <a:lightRig rig="threePt" dir="t">
-              <a:rot lat="0" lon="0" rev="1200000"/>
-            </a:lightRig>
-          </a:scene3d>
-          <a:sp3d>
-            <a:bevelT w="63500" h="25400"/>
-          </a:sp3d>
         </a:effectStyle>
       </a:effectStyleLst>
       <a:bgFillStyleLst>
         <a:solidFill>
           <a:schemeClr val="phClr"/>
         </a:solidFill>
+        <a:solidFill>
+          <a:schemeClr val="phClr">
+            <a:tint val="95000"/>
+            <a:satMod val="170000"/>
+          </a:schemeClr>
+        </a:solidFill>
         <a:gradFill rotWithShape="1">
           <a:gsLst>
             <a:gs pos="0">
               <a:schemeClr val="phClr">
-                <a:tint val="40000"/>
-                <a:satMod val="350000"/>
+                <a:tint val="93000"/>
+                <a:satMod val="150000"/>
+                <a:shade val="98000"/>
+                <a:lumMod val="102000"/>
               </a:schemeClr>
             </a:gs>
-            <a:gs pos="40000">
+            <a:gs pos="50000">
               <a:schemeClr val="phClr">
-                <a:tint val="45000"/>
-                <a:shade val="99000"/>
-                <a:satMod val="350000"/>
+                <a:tint val="98000"/>
+                <a:satMod val="130000"/>
+                <a:shade val="90000"/>
+                <a:lumMod val="103000"/>
               </a:schemeClr>
             </a:gs>
             <a:gs pos="100000">
               <a:schemeClr val="phClr">
-                <a:shade val="20000"/>
-                <a:satMod val="255000"/>
+                <a:shade val="63000"/>
+                <a:satMod val="120000"/>
               </a:schemeClr>
             </a:gs>
           </a:gsLst>
-          <a:path path="circle">
-            <a:fillToRect l="50000" t="-80000" r="50000" b="180000"/>
-          </a:path>
-        </a:gradFill>
-        <a:gradFill rotWithShape="1">
-          <a:gsLst>
-            <a:gs pos="0">
-              <a:schemeClr val="phClr">
-                <a:tint val="80000"/>
-                <a:satMod val="300000"/>
-              </a:schemeClr>
-            </a:gs>
-            <a:gs pos="100000">
-              <a:schemeClr val="phClr">
-                <a:shade val="30000"/>
-                <a:satMod val="200000"/>
-              </a:schemeClr>
-            </a:gs>
-          </a:gsLst>
-          <a:path path="circle">
-            <a:fillToRect l="50000" t="50000" r="50000" b="50000"/>
-          </a:path>
+          <a:lin ang="5400000" scaled="0"/>
         </a:gradFill>
       </a:bgFillStyleLst>
     </a:fmtScheme>
   </a:themeElements>
-  <a:objectDefaults>
-    <a:spDef>
-      <a:spPr/>
-      <a:bodyPr/>
-      <a:lstStyle/>
-      <a:style>
-        <a:lnRef idx="1">
-          <a:schemeClr val="accent1"/>
-        </a:lnRef>
-        <a:fillRef idx="3">
-          <a:schemeClr val="accent1"/>
-        </a:fillRef>
-        <a:effectRef idx="2">
-          <a:schemeClr val="accent1"/>
-        </a:effectRef>
-        <a:fontRef idx="minor">
-          <a:schemeClr val="lt1"/>
-        </a:fontRef>
-      </a:style>
-    </a:spDef>
-    <a:lnDef>
-      <a:spPr/>
-      <a:bodyPr/>
-      <a:lstStyle/>
-      <a:style>
-        <a:lnRef idx="2">
-          <a:schemeClr val="accent1"/>
-        </a:lnRef>
-        <a:fillRef idx="0">
-          <a:schemeClr val="accent1"/>
-        </a:fillRef>
-        <a:effectRef idx="1">
-          <a:schemeClr val="accent1"/>
-        </a:effectRef>
-        <a:fontRef idx="minor">
-          <a:schemeClr val="tx1"/>
-        </a:fontRef>
-      </a:style>
-    </a:lnDef>
-  </a:objectDefaults>
+  <a:objectDefaults/>
   <a:extraClrSchemeLst/>
+  <a:extLst>
+    <a:ext uri="{05A4C25C-085E-4340-85A3-A5531E510DB2}">
+      <thm15:themeFamily xmlns:thm15="http://schemas.microsoft.com/office/thememl/2012/main" name="Office Theme" id="{2E142A2C-CD16-42D6-873A-C26D2A0506FA}" vid="{1BDDFF52-6CD6-40A5-AB3C-68EB2F1E4D0A}"/>
+    </a:ext>
+  </a:extLst>
 </a:theme>
 </file>